--- a/clients/isi/crowdstrike/monthly/2026-02/ISI-CrowdStrike-Activity-2026-02.docx
+++ b/clients/isi/crowdstrike/monthly/2026-02/ISI-CrowdStrike-Activity-2026-02.docx
@@ -95,7 +95,7 @@
       <w:tr>
         <w:tc>
           <w:tcPr>
-            <w:tcW w:type="dxa" w:w="3744"/>
+            <w:tcW w:type="dxa" w:w="3528"/>
             <w:tcBorders>
               <w:top w:val="nil"/>
               <w:left w:val="nil"/>
@@ -133,7 +133,7 @@
         </w:tc>
         <w:tc>
           <w:tcPr>
-            <w:tcW w:type="dxa" w:w="3744"/>
+            <w:tcW w:type="dxa" w:w="3528"/>
             <w:tcBorders>
               <w:top w:val="nil"/>
               <w:left w:val="nil"/>
@@ -1991,7 +1991,7 @@
         </w:tc>
         <w:tc>
           <w:tcPr>
-            <w:tcW w:type="dxa" w:w="2592"/>
+            <w:tcW w:type="dxa" w:w="2448"/>
             <w:shd w:val="clear" w:color="auto" w:fill="006DB6"/>
             <w:tcBorders>
               <w:top w:val="single" w:sz="4" w:color="E9ECEF"/>
@@ -2018,7 +2018,7 @@
         </w:tc>
         <w:tc>
           <w:tcPr>
-            <w:tcW w:type="dxa" w:w="1872"/>
+            <w:tcW w:type="dxa" w:w="1728"/>
             <w:shd w:val="clear" w:color="auto" w:fill="006DB6"/>
             <w:tcBorders>
               <w:top w:val="single" w:sz="4" w:color="E9ECEF"/>
@@ -2045,7 +2045,7 @@
         </w:tc>
         <w:tc>
           <w:tcPr>
-            <w:tcW w:type="dxa" w:w="1872"/>
+            <w:tcW w:type="dxa" w:w="1728"/>
             <w:shd w:val="clear" w:color="auto" w:fill="006DB6"/>
             <w:tcBorders>
               <w:top w:val="single" w:sz="4" w:color="E9ECEF"/>
@@ -2121,7 +2121,7 @@
                 <w:color w:val="59595B"/>
                 <w:sz w:val="19"/>
               </w:rPr>
-              <w:t>2026-02-22</w:t>
+              <w:t>—</w:t>
             </w:r>
           </w:p>
         </w:tc>
@@ -2153,7 +2153,7 @@
         </w:tc>
         <w:tc>
           <w:tcPr>
-            <w:tcW w:type="dxa" w:w="2592"/>
+            <w:tcW w:type="dxa" w:w="2448"/>
             <w:tcBorders>
               <w:top w:val="single" w:sz="4" w:color="E9ECEF"/>
               <w:left w:val="single" w:sz="4" w:color="E9ECEF"/>
@@ -2179,7 +2179,7 @@
         </w:tc>
         <w:tc>
           <w:tcPr>
-            <w:tcW w:type="dxa" w:w="1872"/>
+            <w:tcW w:type="dxa" w:w="1728"/>
             <w:tcBorders>
               <w:top w:val="single" w:sz="4" w:color="E9ECEF"/>
               <w:left w:val="single" w:sz="4" w:color="E9ECEF"/>
@@ -2205,7 +2205,7 @@
         </w:tc>
         <w:tc>
           <w:tcPr>
-            <w:tcW w:type="dxa" w:w="1872"/>
+            <w:tcW w:type="dxa" w:w="1728"/>
             <w:tcBorders>
               <w:top w:val="single" w:sz="4" w:color="E9ECEF"/>
               <w:left w:val="single" w:sz="4" w:color="E9ECEF"/>
@@ -2280,7 +2280,7 @@
                 <w:color w:val="59595B"/>
                 <w:sz w:val="19"/>
               </w:rPr>
-              <w:t>2026-02-22</w:t>
+              <w:t>—</w:t>
             </w:r>
           </w:p>
         </w:tc>
@@ -2313,7 +2313,7 @@
         </w:tc>
         <w:tc>
           <w:tcPr>
-            <w:tcW w:type="dxa" w:w="2592"/>
+            <w:tcW w:type="dxa" w:w="2448"/>
             <w:shd w:val="clear" w:color="auto" w:fill="F8F9FA"/>
             <w:tcBorders>
               <w:top w:val="single" w:sz="4" w:color="E9ECEF"/>
@@ -2340,7 +2340,7 @@
         </w:tc>
         <w:tc>
           <w:tcPr>
-            <w:tcW w:type="dxa" w:w="1872"/>
+            <w:tcW w:type="dxa" w:w="1728"/>
             <w:shd w:val="clear" w:color="auto" w:fill="F8F9FA"/>
             <w:tcBorders>
               <w:top w:val="single" w:sz="4" w:color="E9ECEF"/>
@@ -2367,7 +2367,7 @@
         </w:tc>
         <w:tc>
           <w:tcPr>
-            <w:tcW w:type="dxa" w:w="1872"/>
+            <w:tcW w:type="dxa" w:w="1728"/>
             <w:shd w:val="clear" w:color="auto" w:fill="F8F9FA"/>
             <w:tcBorders>
               <w:top w:val="single" w:sz="4" w:color="E9ECEF"/>
@@ -2443,7 +2443,7 @@
                 <w:color w:val="59595B"/>
                 <w:sz w:val="19"/>
               </w:rPr>
-              <w:t>2026-02-17</w:t>
+              <w:t>—</w:t>
             </w:r>
           </w:p>
         </w:tc>
@@ -2475,7 +2475,7 @@
         </w:tc>
         <w:tc>
           <w:tcPr>
-            <w:tcW w:type="dxa" w:w="2592"/>
+            <w:tcW w:type="dxa" w:w="2448"/>
             <w:tcBorders>
               <w:top w:val="single" w:sz="4" w:color="E9ECEF"/>
               <w:left w:val="single" w:sz="4" w:color="E9ECEF"/>
@@ -2501,7 +2501,7 @@
         </w:tc>
         <w:tc>
           <w:tcPr>
-            <w:tcW w:type="dxa" w:w="1872"/>
+            <w:tcW w:type="dxa" w:w="1728"/>
             <w:tcBorders>
               <w:top w:val="single" w:sz="4" w:color="E9ECEF"/>
               <w:left w:val="single" w:sz="4" w:color="E9ECEF"/>
@@ -2527,7 +2527,7 @@
         </w:tc>
         <w:tc>
           <w:tcPr>
-            <w:tcW w:type="dxa" w:w="1872"/>
+            <w:tcW w:type="dxa" w:w="1728"/>
             <w:tcBorders>
               <w:top w:val="single" w:sz="4" w:color="E9ECEF"/>
               <w:left w:val="single" w:sz="4" w:color="E9ECEF"/>
@@ -2602,7 +2602,7 @@
                 <w:color w:val="59595B"/>
                 <w:sz w:val="19"/>
               </w:rPr>
-              <w:t>2026-02-22</w:t>
+              <w:t>—</w:t>
             </w:r>
           </w:p>
         </w:tc>
@@ -2635,7 +2635,7 @@
         </w:tc>
         <w:tc>
           <w:tcPr>
-            <w:tcW w:type="dxa" w:w="2592"/>
+            <w:tcW w:type="dxa" w:w="2448"/>
             <w:shd w:val="clear" w:color="auto" w:fill="F8F9FA"/>
             <w:tcBorders>
               <w:top w:val="single" w:sz="4" w:color="E9ECEF"/>
@@ -2662,7 +2662,7 @@
         </w:tc>
         <w:tc>
           <w:tcPr>
-            <w:tcW w:type="dxa" w:w="1872"/>
+            <w:tcW w:type="dxa" w:w="1728"/>
             <w:shd w:val="clear" w:color="auto" w:fill="F8F9FA"/>
             <w:tcBorders>
               <w:top w:val="single" w:sz="4" w:color="E9ECEF"/>
@@ -2689,7 +2689,7 @@
         </w:tc>
         <w:tc>
           <w:tcPr>
-            <w:tcW w:type="dxa" w:w="1872"/>
+            <w:tcW w:type="dxa" w:w="1728"/>
             <w:shd w:val="clear" w:color="auto" w:fill="F8F9FA"/>
             <w:tcBorders>
               <w:top w:val="single" w:sz="4" w:color="E9ECEF"/>
@@ -2765,7 +2765,7 @@
                 <w:color w:val="59595B"/>
                 <w:sz w:val="19"/>
               </w:rPr>
-              <w:t>2026-02-22</w:t>
+              <w:t>—</w:t>
             </w:r>
           </w:p>
         </w:tc>
@@ -2797,7 +2797,7 @@
         </w:tc>
         <w:tc>
           <w:tcPr>
-            <w:tcW w:type="dxa" w:w="2592"/>
+            <w:tcW w:type="dxa" w:w="2448"/>
             <w:tcBorders>
               <w:top w:val="single" w:sz="4" w:color="E9ECEF"/>
               <w:left w:val="single" w:sz="4" w:color="E9ECEF"/>
@@ -2823,7 +2823,7 @@
         </w:tc>
         <w:tc>
           <w:tcPr>
-            <w:tcW w:type="dxa" w:w="1872"/>
+            <w:tcW w:type="dxa" w:w="1728"/>
             <w:tcBorders>
               <w:top w:val="single" w:sz="4" w:color="E9ECEF"/>
               <w:left w:val="single" w:sz="4" w:color="E9ECEF"/>
@@ -2849,7 +2849,7 @@
         </w:tc>
         <w:tc>
           <w:tcPr>
-            <w:tcW w:type="dxa" w:w="1872"/>
+            <w:tcW w:type="dxa" w:w="1728"/>
             <w:tcBorders>
               <w:top w:val="single" w:sz="4" w:color="E9ECEF"/>
               <w:left w:val="single" w:sz="4" w:color="E9ECEF"/>
@@ -2924,7 +2924,7 @@
                 <w:color w:val="59595B"/>
                 <w:sz w:val="19"/>
               </w:rPr>
-              <w:t>2026-02-22</w:t>
+              <w:t>—</w:t>
             </w:r>
           </w:p>
         </w:tc>
@@ -2957,7 +2957,7 @@
         </w:tc>
         <w:tc>
           <w:tcPr>
-            <w:tcW w:type="dxa" w:w="2592"/>
+            <w:tcW w:type="dxa" w:w="2448"/>
             <w:shd w:val="clear" w:color="auto" w:fill="F8F9FA"/>
             <w:tcBorders>
               <w:top w:val="single" w:sz="4" w:color="E9ECEF"/>
@@ -2984,7 +2984,7 @@
         </w:tc>
         <w:tc>
           <w:tcPr>
-            <w:tcW w:type="dxa" w:w="1872"/>
+            <w:tcW w:type="dxa" w:w="1728"/>
             <w:shd w:val="clear" w:color="auto" w:fill="F8F9FA"/>
             <w:tcBorders>
               <w:top w:val="single" w:sz="4" w:color="E9ECEF"/>
@@ -3011,7 +3011,7 @@
         </w:tc>
         <w:tc>
           <w:tcPr>
-            <w:tcW w:type="dxa" w:w="1872"/>
+            <w:tcW w:type="dxa" w:w="1728"/>
             <w:shd w:val="clear" w:color="auto" w:fill="F8F9FA"/>
             <w:tcBorders>
               <w:top w:val="single" w:sz="4" w:color="E9ECEF"/>
@@ -3087,7 +3087,7 @@
                 <w:color w:val="59595B"/>
                 <w:sz w:val="19"/>
               </w:rPr>
-              <w:t>2026-02-15</w:t>
+              <w:t>—</w:t>
             </w:r>
           </w:p>
         </w:tc>
@@ -3119,7 +3119,7 @@
         </w:tc>
         <w:tc>
           <w:tcPr>
-            <w:tcW w:type="dxa" w:w="2592"/>
+            <w:tcW w:type="dxa" w:w="2448"/>
             <w:tcBorders>
               <w:top w:val="single" w:sz="4" w:color="E9ECEF"/>
               <w:left w:val="single" w:sz="4" w:color="E9ECEF"/>
@@ -3145,7 +3145,7 @@
         </w:tc>
         <w:tc>
           <w:tcPr>
-            <w:tcW w:type="dxa" w:w="1872"/>
+            <w:tcW w:type="dxa" w:w="1728"/>
             <w:tcBorders>
               <w:top w:val="single" w:sz="4" w:color="E9ECEF"/>
               <w:left w:val="single" w:sz="4" w:color="E9ECEF"/>
@@ -3171,7 +3171,7 @@
         </w:tc>
         <w:tc>
           <w:tcPr>
-            <w:tcW w:type="dxa" w:w="1872"/>
+            <w:tcW w:type="dxa" w:w="1728"/>
             <w:tcBorders>
               <w:top w:val="single" w:sz="4" w:color="E9ECEF"/>
               <w:left w:val="single" w:sz="4" w:color="E9ECEF"/>
@@ -3246,7 +3246,7 @@
                 <w:color w:val="59595B"/>
                 <w:sz w:val="19"/>
               </w:rPr>
-              <w:t>2026-02-15</w:t>
+              <w:t>—</w:t>
             </w:r>
           </w:p>
         </w:tc>
@@ -3279,7 +3279,7 @@
         </w:tc>
         <w:tc>
           <w:tcPr>
-            <w:tcW w:type="dxa" w:w="2592"/>
+            <w:tcW w:type="dxa" w:w="2448"/>
             <w:shd w:val="clear" w:color="auto" w:fill="F8F9FA"/>
             <w:tcBorders>
               <w:top w:val="single" w:sz="4" w:color="E9ECEF"/>
@@ -3306,7 +3306,7 @@
         </w:tc>
         <w:tc>
           <w:tcPr>
-            <w:tcW w:type="dxa" w:w="1872"/>
+            <w:tcW w:type="dxa" w:w="1728"/>
             <w:shd w:val="clear" w:color="auto" w:fill="F8F9FA"/>
             <w:tcBorders>
               <w:top w:val="single" w:sz="4" w:color="E9ECEF"/>
@@ -3333,7 +3333,7 @@
         </w:tc>
         <w:tc>
           <w:tcPr>
-            <w:tcW w:type="dxa" w:w="1872"/>
+            <w:tcW w:type="dxa" w:w="1728"/>
             <w:shd w:val="clear" w:color="auto" w:fill="F8F9FA"/>
             <w:tcBorders>
               <w:top w:val="single" w:sz="4" w:color="E9ECEF"/>
@@ -3409,7 +3409,7 @@
                 <w:color w:val="59595B"/>
                 <w:sz w:val="19"/>
               </w:rPr>
-              <w:t>2026-02-15</w:t>
+              <w:t>—</w:t>
             </w:r>
           </w:p>
         </w:tc>
@@ -3441,7 +3441,7 @@
         </w:tc>
         <w:tc>
           <w:tcPr>
-            <w:tcW w:type="dxa" w:w="2592"/>
+            <w:tcW w:type="dxa" w:w="2448"/>
             <w:tcBorders>
               <w:top w:val="single" w:sz="4" w:color="E9ECEF"/>
               <w:left w:val="single" w:sz="4" w:color="E9ECEF"/>
@@ -3467,7 +3467,7 @@
         </w:tc>
         <w:tc>
           <w:tcPr>
-            <w:tcW w:type="dxa" w:w="1872"/>
+            <w:tcW w:type="dxa" w:w="1728"/>
             <w:tcBorders>
               <w:top w:val="single" w:sz="4" w:color="E9ECEF"/>
               <w:left w:val="single" w:sz="4" w:color="E9ECEF"/>
@@ -3493,7 +3493,7 @@
         </w:tc>
         <w:tc>
           <w:tcPr>
-            <w:tcW w:type="dxa" w:w="1872"/>
+            <w:tcW w:type="dxa" w:w="1728"/>
             <w:tcBorders>
               <w:top w:val="single" w:sz="4" w:color="E9ECEF"/>
               <w:left w:val="single" w:sz="4" w:color="E9ECEF"/>
@@ -3568,7 +3568,7 @@
                 <w:color w:val="59595B"/>
                 <w:sz w:val="19"/>
               </w:rPr>
-              <w:t>2026-02-10</w:t>
+              <w:t>—</w:t>
             </w:r>
           </w:p>
         </w:tc>
@@ -3601,7 +3601,7 @@
         </w:tc>
         <w:tc>
           <w:tcPr>
-            <w:tcW w:type="dxa" w:w="2592"/>
+            <w:tcW w:type="dxa" w:w="2448"/>
             <w:shd w:val="clear" w:color="auto" w:fill="F8F9FA"/>
             <w:tcBorders>
               <w:top w:val="single" w:sz="4" w:color="E9ECEF"/>
@@ -3628,7 +3628,7 @@
         </w:tc>
         <w:tc>
           <w:tcPr>
-            <w:tcW w:type="dxa" w:w="1872"/>
+            <w:tcW w:type="dxa" w:w="1728"/>
             <w:shd w:val="clear" w:color="auto" w:fill="F8F9FA"/>
             <w:tcBorders>
               <w:top w:val="single" w:sz="4" w:color="E9ECEF"/>
@@ -3655,7 +3655,7 @@
         </w:tc>
         <w:tc>
           <w:tcPr>
-            <w:tcW w:type="dxa" w:w="1872"/>
+            <w:tcW w:type="dxa" w:w="1728"/>
             <w:shd w:val="clear" w:color="auto" w:fill="F8F9FA"/>
             <w:tcBorders>
               <w:top w:val="single" w:sz="4" w:color="E9ECEF"/>
@@ -3731,7 +3731,7 @@
                 <w:color w:val="59595B"/>
                 <w:sz w:val="19"/>
               </w:rPr>
-              <w:t>2026-02-16</w:t>
+              <w:t>—</w:t>
             </w:r>
           </w:p>
         </w:tc>
@@ -3763,7 +3763,7 @@
         </w:tc>
         <w:tc>
           <w:tcPr>
-            <w:tcW w:type="dxa" w:w="2592"/>
+            <w:tcW w:type="dxa" w:w="2448"/>
             <w:tcBorders>
               <w:top w:val="single" w:sz="4" w:color="E9ECEF"/>
               <w:left w:val="single" w:sz="4" w:color="E9ECEF"/>
@@ -3789,7 +3789,7 @@
         </w:tc>
         <w:tc>
           <w:tcPr>
-            <w:tcW w:type="dxa" w:w="1872"/>
+            <w:tcW w:type="dxa" w:w="1728"/>
             <w:tcBorders>
               <w:top w:val="single" w:sz="4" w:color="E9ECEF"/>
               <w:left w:val="single" w:sz="4" w:color="E9ECEF"/>
@@ -3815,7 +3815,7 @@
         </w:tc>
         <w:tc>
           <w:tcPr>
-            <w:tcW w:type="dxa" w:w="1872"/>
+            <w:tcW w:type="dxa" w:w="1728"/>
             <w:tcBorders>
               <w:top w:val="single" w:sz="4" w:color="E9ECEF"/>
               <w:left w:val="single" w:sz="4" w:color="E9ECEF"/>
@@ -3890,7 +3890,7 @@
                 <w:color w:val="59595B"/>
                 <w:sz w:val="19"/>
               </w:rPr>
-              <w:t>2026-02-16</w:t>
+              <w:t>—</w:t>
             </w:r>
           </w:p>
         </w:tc>
@@ -3923,7 +3923,7 @@
         </w:tc>
         <w:tc>
           <w:tcPr>
-            <w:tcW w:type="dxa" w:w="2592"/>
+            <w:tcW w:type="dxa" w:w="2448"/>
             <w:shd w:val="clear" w:color="auto" w:fill="F8F9FA"/>
             <w:tcBorders>
               <w:top w:val="single" w:sz="4" w:color="E9ECEF"/>
@@ -3950,7 +3950,7 @@
         </w:tc>
         <w:tc>
           <w:tcPr>
-            <w:tcW w:type="dxa" w:w="1872"/>
+            <w:tcW w:type="dxa" w:w="1728"/>
             <w:shd w:val="clear" w:color="auto" w:fill="F8F9FA"/>
             <w:tcBorders>
               <w:top w:val="single" w:sz="4" w:color="E9ECEF"/>
@@ -3977,7 +3977,7 @@
         </w:tc>
         <w:tc>
           <w:tcPr>
-            <w:tcW w:type="dxa" w:w="1872"/>
+            <w:tcW w:type="dxa" w:w="1728"/>
             <w:shd w:val="clear" w:color="auto" w:fill="F8F9FA"/>
             <w:tcBorders>
               <w:top w:val="single" w:sz="4" w:color="E9ECEF"/>
@@ -4053,7 +4053,7 @@
                 <w:color w:val="59595B"/>
                 <w:sz w:val="19"/>
               </w:rPr>
-              <w:t>2026-02-17</w:t>
+              <w:t>—</w:t>
             </w:r>
           </w:p>
         </w:tc>
@@ -4085,7 +4085,7 @@
         </w:tc>
         <w:tc>
           <w:tcPr>
-            <w:tcW w:type="dxa" w:w="2592"/>
+            <w:tcW w:type="dxa" w:w="2448"/>
             <w:tcBorders>
               <w:top w:val="single" w:sz="4" w:color="E9ECEF"/>
               <w:left w:val="single" w:sz="4" w:color="E9ECEF"/>
@@ -4111,7 +4111,7 @@
         </w:tc>
         <w:tc>
           <w:tcPr>
-            <w:tcW w:type="dxa" w:w="1872"/>
+            <w:tcW w:type="dxa" w:w="1728"/>
             <w:tcBorders>
               <w:top w:val="single" w:sz="4" w:color="E9ECEF"/>
               <w:left w:val="single" w:sz="4" w:color="E9ECEF"/>
@@ -4137,7 +4137,7 @@
         </w:tc>
         <w:tc>
           <w:tcPr>
-            <w:tcW w:type="dxa" w:w="1872"/>
+            <w:tcW w:type="dxa" w:w="1728"/>
             <w:tcBorders>
               <w:top w:val="single" w:sz="4" w:color="E9ECEF"/>
               <w:left w:val="single" w:sz="4" w:color="E9ECEF"/>
@@ -4212,7 +4212,7 @@
                 <w:color w:val="59595B"/>
                 <w:sz w:val="19"/>
               </w:rPr>
-              <w:t>2026-02-15</w:t>
+              <w:t>—</w:t>
             </w:r>
           </w:p>
         </w:tc>
@@ -4245,7 +4245,7 @@
         </w:tc>
         <w:tc>
           <w:tcPr>
-            <w:tcW w:type="dxa" w:w="2592"/>
+            <w:tcW w:type="dxa" w:w="2448"/>
             <w:shd w:val="clear" w:color="auto" w:fill="F8F9FA"/>
             <w:tcBorders>
               <w:top w:val="single" w:sz="4" w:color="E9ECEF"/>
@@ -4272,7 +4272,7 @@
         </w:tc>
         <w:tc>
           <w:tcPr>
-            <w:tcW w:type="dxa" w:w="1872"/>
+            <w:tcW w:type="dxa" w:w="1728"/>
             <w:shd w:val="clear" w:color="auto" w:fill="F8F9FA"/>
             <w:tcBorders>
               <w:top w:val="single" w:sz="4" w:color="E9ECEF"/>
@@ -4299,7 +4299,7 @@
         </w:tc>
         <w:tc>
           <w:tcPr>
-            <w:tcW w:type="dxa" w:w="1872"/>
+            <w:tcW w:type="dxa" w:w="1728"/>
             <w:shd w:val="clear" w:color="auto" w:fill="F8F9FA"/>
             <w:tcBorders>
               <w:top w:val="single" w:sz="4" w:color="E9ECEF"/>
@@ -4375,7 +4375,7 @@
                 <w:color w:val="59595B"/>
                 <w:sz w:val="19"/>
               </w:rPr>
-              <w:t>2026-02-17</w:t>
+              <w:t>—</w:t>
             </w:r>
           </w:p>
         </w:tc>
@@ -4407,7 +4407,7 @@
         </w:tc>
         <w:tc>
           <w:tcPr>
-            <w:tcW w:type="dxa" w:w="2592"/>
+            <w:tcW w:type="dxa" w:w="2448"/>
             <w:tcBorders>
               <w:top w:val="single" w:sz="4" w:color="E9ECEF"/>
               <w:left w:val="single" w:sz="4" w:color="E9ECEF"/>
@@ -4433,7 +4433,7 @@
         </w:tc>
         <w:tc>
           <w:tcPr>
-            <w:tcW w:type="dxa" w:w="1872"/>
+            <w:tcW w:type="dxa" w:w="1728"/>
             <w:tcBorders>
               <w:top w:val="single" w:sz="4" w:color="E9ECEF"/>
               <w:left w:val="single" w:sz="4" w:color="E9ECEF"/>
@@ -4459,7 +4459,7 @@
         </w:tc>
         <w:tc>
           <w:tcPr>
-            <w:tcW w:type="dxa" w:w="1872"/>
+            <w:tcW w:type="dxa" w:w="1728"/>
             <w:tcBorders>
               <w:top w:val="single" w:sz="4" w:color="E9ECEF"/>
               <w:left w:val="single" w:sz="4" w:color="E9ECEF"/>
@@ -4534,7 +4534,7 @@
                 <w:color w:val="59595B"/>
                 <w:sz w:val="19"/>
               </w:rPr>
-              <w:t>2026-02-16</w:t>
+              <w:t>—</w:t>
             </w:r>
           </w:p>
         </w:tc>
@@ -4567,7 +4567,7 @@
         </w:tc>
         <w:tc>
           <w:tcPr>
-            <w:tcW w:type="dxa" w:w="2592"/>
+            <w:tcW w:type="dxa" w:w="2448"/>
             <w:shd w:val="clear" w:color="auto" w:fill="F8F9FA"/>
             <w:tcBorders>
               <w:top w:val="single" w:sz="4" w:color="E9ECEF"/>
@@ -4594,7 +4594,7 @@
         </w:tc>
         <w:tc>
           <w:tcPr>
-            <w:tcW w:type="dxa" w:w="1872"/>
+            <w:tcW w:type="dxa" w:w="1728"/>
             <w:shd w:val="clear" w:color="auto" w:fill="F8F9FA"/>
             <w:tcBorders>
               <w:top w:val="single" w:sz="4" w:color="E9ECEF"/>
@@ -4621,7 +4621,7 @@
         </w:tc>
         <w:tc>
           <w:tcPr>
-            <w:tcW w:type="dxa" w:w="1872"/>
+            <w:tcW w:type="dxa" w:w="1728"/>
             <w:shd w:val="clear" w:color="auto" w:fill="F8F9FA"/>
             <w:tcBorders>
               <w:top w:val="single" w:sz="4" w:color="E9ECEF"/>
@@ -4697,7 +4697,7 @@
                 <w:color w:val="59595B"/>
                 <w:sz w:val="19"/>
               </w:rPr>
-              <w:t>2026-02-15</w:t>
+              <w:t>—</w:t>
             </w:r>
           </w:p>
         </w:tc>
@@ -4729,7 +4729,7 @@
         </w:tc>
         <w:tc>
           <w:tcPr>
-            <w:tcW w:type="dxa" w:w="2592"/>
+            <w:tcW w:type="dxa" w:w="2448"/>
             <w:tcBorders>
               <w:top w:val="single" w:sz="4" w:color="E9ECEF"/>
               <w:left w:val="single" w:sz="4" w:color="E9ECEF"/>
@@ -4755,7 +4755,7 @@
         </w:tc>
         <w:tc>
           <w:tcPr>
-            <w:tcW w:type="dxa" w:w="1872"/>
+            <w:tcW w:type="dxa" w:w="1728"/>
             <w:tcBorders>
               <w:top w:val="single" w:sz="4" w:color="E9ECEF"/>
               <w:left w:val="single" w:sz="4" w:color="E9ECEF"/>
@@ -4781,7 +4781,7 @@
         </w:tc>
         <w:tc>
           <w:tcPr>
-            <w:tcW w:type="dxa" w:w="1872"/>
+            <w:tcW w:type="dxa" w:w="1728"/>
             <w:tcBorders>
               <w:top w:val="single" w:sz="4" w:color="E9ECEF"/>
               <w:left w:val="single" w:sz="4" w:color="E9ECEF"/>
@@ -4856,7 +4856,7 @@
                 <w:color w:val="59595B"/>
                 <w:sz w:val="19"/>
               </w:rPr>
-              <w:t>2026-02-10</w:t>
+              <w:t>—</w:t>
             </w:r>
           </w:p>
         </w:tc>
@@ -4889,7 +4889,7 @@
         </w:tc>
         <w:tc>
           <w:tcPr>
-            <w:tcW w:type="dxa" w:w="2592"/>
+            <w:tcW w:type="dxa" w:w="2448"/>
             <w:shd w:val="clear" w:color="auto" w:fill="F8F9FA"/>
             <w:tcBorders>
               <w:top w:val="single" w:sz="4" w:color="E9ECEF"/>
@@ -4916,7 +4916,7 @@
         </w:tc>
         <w:tc>
           <w:tcPr>
-            <w:tcW w:type="dxa" w:w="1872"/>
+            <w:tcW w:type="dxa" w:w="1728"/>
             <w:shd w:val="clear" w:color="auto" w:fill="F8F9FA"/>
             <w:tcBorders>
               <w:top w:val="single" w:sz="4" w:color="E9ECEF"/>
@@ -4943,7 +4943,7 @@
         </w:tc>
         <w:tc>
           <w:tcPr>
-            <w:tcW w:type="dxa" w:w="1872"/>
+            <w:tcW w:type="dxa" w:w="1728"/>
             <w:shd w:val="clear" w:color="auto" w:fill="F8F9FA"/>
             <w:tcBorders>
               <w:top w:val="single" w:sz="4" w:color="E9ECEF"/>
@@ -5019,7 +5019,7 @@
                 <w:color w:val="59595B"/>
                 <w:sz w:val="19"/>
               </w:rPr>
-              <w:t>2026-02-10</w:t>
+              <w:t>—</w:t>
             </w:r>
           </w:p>
         </w:tc>
@@ -5051,7 +5051,7 @@
         </w:tc>
         <w:tc>
           <w:tcPr>
-            <w:tcW w:type="dxa" w:w="2592"/>
+            <w:tcW w:type="dxa" w:w="2448"/>
             <w:tcBorders>
               <w:top w:val="single" w:sz="4" w:color="E9ECEF"/>
               <w:left w:val="single" w:sz="4" w:color="E9ECEF"/>
@@ -5077,7 +5077,7 @@
         </w:tc>
         <w:tc>
           <w:tcPr>
-            <w:tcW w:type="dxa" w:w="1872"/>
+            <w:tcW w:type="dxa" w:w="1728"/>
             <w:tcBorders>
               <w:top w:val="single" w:sz="4" w:color="E9ECEF"/>
               <w:left w:val="single" w:sz="4" w:color="E9ECEF"/>
@@ -5103,7 +5103,7 @@
         </w:tc>
         <w:tc>
           <w:tcPr>
-            <w:tcW w:type="dxa" w:w="1872"/>
+            <w:tcW w:type="dxa" w:w="1728"/>
             <w:tcBorders>
               <w:top w:val="single" w:sz="4" w:color="E9ECEF"/>
               <w:left w:val="single" w:sz="4" w:color="E9ECEF"/>
@@ -5178,7 +5178,7 @@
                 <w:color w:val="59595B"/>
                 <w:sz w:val="19"/>
               </w:rPr>
-              <w:t>2026-02-04</w:t>
+              <w:t>—</w:t>
             </w:r>
           </w:p>
         </w:tc>
@@ -5211,7 +5211,7 @@
         </w:tc>
         <w:tc>
           <w:tcPr>
-            <w:tcW w:type="dxa" w:w="2592"/>
+            <w:tcW w:type="dxa" w:w="2448"/>
             <w:shd w:val="clear" w:color="auto" w:fill="F8F9FA"/>
             <w:tcBorders>
               <w:top w:val="single" w:sz="4" w:color="E9ECEF"/>
@@ -5238,7 +5238,7 @@
         </w:tc>
         <w:tc>
           <w:tcPr>
-            <w:tcW w:type="dxa" w:w="1872"/>
+            <w:tcW w:type="dxa" w:w="1728"/>
             <w:shd w:val="clear" w:color="auto" w:fill="F8F9FA"/>
             <w:tcBorders>
               <w:top w:val="single" w:sz="4" w:color="E9ECEF"/>
@@ -5265,7 +5265,7 @@
         </w:tc>
         <w:tc>
           <w:tcPr>
-            <w:tcW w:type="dxa" w:w="1872"/>
+            <w:tcW w:type="dxa" w:w="1728"/>
             <w:shd w:val="clear" w:color="auto" w:fill="F8F9FA"/>
             <w:tcBorders>
               <w:top w:val="single" w:sz="4" w:color="E9ECEF"/>
@@ -5341,7 +5341,7 @@
                 <w:color w:val="59595B"/>
                 <w:sz w:val="19"/>
               </w:rPr>
-              <w:t>2026-02-01</w:t>
+              <w:t>—</w:t>
             </w:r>
           </w:p>
         </w:tc>
@@ -5373,7 +5373,7 @@
         </w:tc>
         <w:tc>
           <w:tcPr>
-            <w:tcW w:type="dxa" w:w="2592"/>
+            <w:tcW w:type="dxa" w:w="2448"/>
             <w:tcBorders>
               <w:top w:val="single" w:sz="4" w:color="E9ECEF"/>
               <w:left w:val="single" w:sz="4" w:color="E9ECEF"/>
@@ -5399,7 +5399,7 @@
         </w:tc>
         <w:tc>
           <w:tcPr>
-            <w:tcW w:type="dxa" w:w="1872"/>
+            <w:tcW w:type="dxa" w:w="1728"/>
             <w:tcBorders>
               <w:top w:val="single" w:sz="4" w:color="E9ECEF"/>
               <w:left w:val="single" w:sz="4" w:color="E9ECEF"/>
@@ -5425,7 +5425,7 @@
         </w:tc>
         <w:tc>
           <w:tcPr>
-            <w:tcW w:type="dxa" w:w="1872"/>
+            <w:tcW w:type="dxa" w:w="1728"/>
             <w:tcBorders>
               <w:top w:val="single" w:sz="4" w:color="E9ECEF"/>
               <w:left w:val="single" w:sz="4" w:color="E9ECEF"/>
@@ -5500,7 +5500,7 @@
                 <w:color w:val="59595B"/>
                 <w:sz w:val="19"/>
               </w:rPr>
-              <w:t>2026-02-01</w:t>
+              <w:t>—</w:t>
             </w:r>
           </w:p>
         </w:tc>
@@ -5533,7 +5533,7 @@
         </w:tc>
         <w:tc>
           <w:tcPr>
-            <w:tcW w:type="dxa" w:w="2592"/>
+            <w:tcW w:type="dxa" w:w="2448"/>
             <w:shd w:val="clear" w:color="auto" w:fill="F8F9FA"/>
             <w:tcBorders>
               <w:top w:val="single" w:sz="4" w:color="E9ECEF"/>
@@ -5560,7 +5560,7 @@
         </w:tc>
         <w:tc>
           <w:tcPr>
-            <w:tcW w:type="dxa" w:w="1872"/>
+            <w:tcW w:type="dxa" w:w="1728"/>
             <w:shd w:val="clear" w:color="auto" w:fill="F8F9FA"/>
             <w:tcBorders>
               <w:top w:val="single" w:sz="4" w:color="E9ECEF"/>
@@ -5587,7 +5587,7 @@
         </w:tc>
         <w:tc>
           <w:tcPr>
-            <w:tcW w:type="dxa" w:w="1872"/>
+            <w:tcW w:type="dxa" w:w="1728"/>
             <w:shd w:val="clear" w:color="auto" w:fill="F8F9FA"/>
             <w:tcBorders>
               <w:top w:val="single" w:sz="4" w:color="E9ECEF"/>
@@ -5663,7 +5663,7 @@
                 <w:color w:val="59595B"/>
                 <w:sz w:val="19"/>
               </w:rPr>
-              <w:t>2026-02-01</w:t>
+              <w:t>—</w:t>
             </w:r>
           </w:p>
         </w:tc>
@@ -5695,7 +5695,7 @@
         </w:tc>
         <w:tc>
           <w:tcPr>
-            <w:tcW w:type="dxa" w:w="2592"/>
+            <w:tcW w:type="dxa" w:w="2448"/>
             <w:tcBorders>
               <w:top w:val="single" w:sz="4" w:color="E9ECEF"/>
               <w:left w:val="single" w:sz="4" w:color="E9ECEF"/>
@@ -5721,7 +5721,7 @@
         </w:tc>
         <w:tc>
           <w:tcPr>
-            <w:tcW w:type="dxa" w:w="1872"/>
+            <w:tcW w:type="dxa" w:w="1728"/>
             <w:tcBorders>
               <w:top w:val="single" w:sz="4" w:color="E9ECEF"/>
               <w:left w:val="single" w:sz="4" w:color="E9ECEF"/>
@@ -5747,7 +5747,7 @@
         </w:tc>
         <w:tc>
           <w:tcPr>
-            <w:tcW w:type="dxa" w:w="1872"/>
+            <w:tcW w:type="dxa" w:w="1728"/>
             <w:tcBorders>
               <w:top w:val="single" w:sz="4" w:color="E9ECEF"/>
               <w:left w:val="single" w:sz="4" w:color="E9ECEF"/>
@@ -5822,7 +5822,7 @@
                 <w:color w:val="59595B"/>
                 <w:sz w:val="19"/>
               </w:rPr>
-              <w:t>2026-02-01</w:t>
+              <w:t>—</w:t>
             </w:r>
           </w:p>
         </w:tc>
@@ -5855,7 +5855,7 @@
         </w:tc>
         <w:tc>
           <w:tcPr>
-            <w:tcW w:type="dxa" w:w="2592"/>
+            <w:tcW w:type="dxa" w:w="2448"/>
             <w:shd w:val="clear" w:color="auto" w:fill="F8F9FA"/>
             <w:tcBorders>
               <w:top w:val="single" w:sz="4" w:color="E9ECEF"/>
@@ -5882,7 +5882,7 @@
         </w:tc>
         <w:tc>
           <w:tcPr>
-            <w:tcW w:type="dxa" w:w="1872"/>
+            <w:tcW w:type="dxa" w:w="1728"/>
             <w:shd w:val="clear" w:color="auto" w:fill="F8F9FA"/>
             <w:tcBorders>
               <w:top w:val="single" w:sz="4" w:color="E9ECEF"/>
@@ -5909,7 +5909,7 @@
         </w:tc>
         <w:tc>
           <w:tcPr>
-            <w:tcW w:type="dxa" w:w="1872"/>
+            <w:tcW w:type="dxa" w:w="1728"/>
             <w:shd w:val="clear" w:color="auto" w:fill="F8F9FA"/>
             <w:tcBorders>
               <w:top w:val="single" w:sz="4" w:color="E9ECEF"/>
@@ -5985,7 +5985,7 @@
                 <w:color w:val="59595B"/>
                 <w:sz w:val="19"/>
               </w:rPr>
-              <w:t>2026-02-01</w:t>
+              <w:t>—</w:t>
             </w:r>
           </w:p>
         </w:tc>
@@ -6017,7 +6017,7 @@
         </w:tc>
         <w:tc>
           <w:tcPr>
-            <w:tcW w:type="dxa" w:w="2592"/>
+            <w:tcW w:type="dxa" w:w="2448"/>
             <w:tcBorders>
               <w:top w:val="single" w:sz="4" w:color="E9ECEF"/>
               <w:left w:val="single" w:sz="4" w:color="E9ECEF"/>
@@ -6043,7 +6043,7 @@
         </w:tc>
         <w:tc>
           <w:tcPr>
-            <w:tcW w:type="dxa" w:w="1872"/>
+            <w:tcW w:type="dxa" w:w="1728"/>
             <w:tcBorders>
               <w:top w:val="single" w:sz="4" w:color="E9ECEF"/>
               <w:left w:val="single" w:sz="4" w:color="E9ECEF"/>
@@ -6069,7 +6069,7 @@
         </w:tc>
         <w:tc>
           <w:tcPr>
-            <w:tcW w:type="dxa" w:w="1872"/>
+            <w:tcW w:type="dxa" w:w="1728"/>
             <w:tcBorders>
               <w:top w:val="single" w:sz="4" w:color="E9ECEF"/>
               <w:left w:val="single" w:sz="4" w:color="E9ECEF"/>
@@ -6144,7 +6144,7 @@
                 <w:color w:val="59595B"/>
                 <w:sz w:val="19"/>
               </w:rPr>
-              <w:t>2026-02-01</w:t>
+              <w:t>—</w:t>
             </w:r>
           </w:p>
         </w:tc>
@@ -6177,7 +6177,7 @@
         </w:tc>
         <w:tc>
           <w:tcPr>
-            <w:tcW w:type="dxa" w:w="2592"/>
+            <w:tcW w:type="dxa" w:w="2448"/>
             <w:shd w:val="clear" w:color="auto" w:fill="F8F9FA"/>
             <w:tcBorders>
               <w:top w:val="single" w:sz="4" w:color="E9ECEF"/>
@@ -6204,7 +6204,7 @@
         </w:tc>
         <w:tc>
           <w:tcPr>
-            <w:tcW w:type="dxa" w:w="1872"/>
+            <w:tcW w:type="dxa" w:w="1728"/>
             <w:shd w:val="clear" w:color="auto" w:fill="F8F9FA"/>
             <w:tcBorders>
               <w:top w:val="single" w:sz="4" w:color="E9ECEF"/>
@@ -6231,7 +6231,7 @@
         </w:tc>
         <w:tc>
           <w:tcPr>
-            <w:tcW w:type="dxa" w:w="1872"/>
+            <w:tcW w:type="dxa" w:w="1728"/>
             <w:shd w:val="clear" w:color="auto" w:fill="F8F9FA"/>
             <w:tcBorders>
               <w:top w:val="single" w:sz="4" w:color="E9ECEF"/>
@@ -6307,7 +6307,7 @@
                 <w:color w:val="59595B"/>
                 <w:sz w:val="19"/>
               </w:rPr>
-              <w:t>2026-02-09</w:t>
+              <w:t>—</w:t>
             </w:r>
           </w:p>
         </w:tc>
@@ -6339,7 +6339,7 @@
         </w:tc>
         <w:tc>
           <w:tcPr>
-            <w:tcW w:type="dxa" w:w="2592"/>
+            <w:tcW w:type="dxa" w:w="2448"/>
             <w:tcBorders>
               <w:top w:val="single" w:sz="4" w:color="E9ECEF"/>
               <w:left w:val="single" w:sz="4" w:color="E9ECEF"/>
@@ -6365,7 +6365,7 @@
         </w:tc>
         <w:tc>
           <w:tcPr>
-            <w:tcW w:type="dxa" w:w="1872"/>
+            <w:tcW w:type="dxa" w:w="1728"/>
             <w:tcBorders>
               <w:top w:val="single" w:sz="4" w:color="E9ECEF"/>
               <w:left w:val="single" w:sz="4" w:color="E9ECEF"/>
@@ -6391,7 +6391,7 @@
         </w:tc>
         <w:tc>
           <w:tcPr>
-            <w:tcW w:type="dxa" w:w="1872"/>
+            <w:tcW w:type="dxa" w:w="1728"/>
             <w:tcBorders>
               <w:top w:val="single" w:sz="4" w:color="E9ECEF"/>
               <w:left w:val="single" w:sz="4" w:color="E9ECEF"/>
@@ -6466,7 +6466,7 @@
                 <w:color w:val="59595B"/>
                 <w:sz w:val="19"/>
               </w:rPr>
-              <w:t>2026-02-01</w:t>
+              <w:t>—</w:t>
             </w:r>
           </w:p>
         </w:tc>
@@ -6499,7 +6499,7 @@
         </w:tc>
         <w:tc>
           <w:tcPr>
-            <w:tcW w:type="dxa" w:w="2592"/>
+            <w:tcW w:type="dxa" w:w="2448"/>
             <w:shd w:val="clear" w:color="auto" w:fill="F8F9FA"/>
             <w:tcBorders>
               <w:top w:val="single" w:sz="4" w:color="E9ECEF"/>
@@ -6526,7 +6526,7 @@
         </w:tc>
         <w:tc>
           <w:tcPr>
-            <w:tcW w:type="dxa" w:w="1872"/>
+            <w:tcW w:type="dxa" w:w="1728"/>
             <w:shd w:val="clear" w:color="auto" w:fill="F8F9FA"/>
             <w:tcBorders>
               <w:top w:val="single" w:sz="4" w:color="E9ECEF"/>
@@ -6553,7 +6553,7 @@
         </w:tc>
         <w:tc>
           <w:tcPr>
-            <w:tcW w:type="dxa" w:w="1872"/>
+            <w:tcW w:type="dxa" w:w="1728"/>
             <w:shd w:val="clear" w:color="auto" w:fill="F8F9FA"/>
             <w:tcBorders>
               <w:top w:val="single" w:sz="4" w:color="E9ECEF"/>
@@ -6629,7 +6629,7 @@
                 <w:color w:val="59595B"/>
                 <w:sz w:val="19"/>
               </w:rPr>
-              <w:t>2026-02-01</w:t>
+              <w:t>—</w:t>
             </w:r>
           </w:p>
         </w:tc>
@@ -6661,7 +6661,7 @@
         </w:tc>
         <w:tc>
           <w:tcPr>
-            <w:tcW w:type="dxa" w:w="2592"/>
+            <w:tcW w:type="dxa" w:w="2448"/>
             <w:tcBorders>
               <w:top w:val="single" w:sz="4" w:color="E9ECEF"/>
               <w:left w:val="single" w:sz="4" w:color="E9ECEF"/>
@@ -6687,7 +6687,7 @@
         </w:tc>
         <w:tc>
           <w:tcPr>
-            <w:tcW w:type="dxa" w:w="1872"/>
+            <w:tcW w:type="dxa" w:w="1728"/>
             <w:tcBorders>
               <w:top w:val="single" w:sz="4" w:color="E9ECEF"/>
               <w:left w:val="single" w:sz="4" w:color="E9ECEF"/>
@@ -6713,7 +6713,7 @@
         </w:tc>
         <w:tc>
           <w:tcPr>
-            <w:tcW w:type="dxa" w:w="1872"/>
+            <w:tcW w:type="dxa" w:w="1728"/>
             <w:tcBorders>
               <w:top w:val="single" w:sz="4" w:color="E9ECEF"/>
               <w:left w:val="single" w:sz="4" w:color="E9ECEF"/>
@@ -6788,7 +6788,7 @@
                 <w:color w:val="59595B"/>
                 <w:sz w:val="19"/>
               </w:rPr>
-              <w:t>2026-02-04</w:t>
+              <w:t>—</w:t>
             </w:r>
           </w:p>
         </w:tc>
@@ -6821,7 +6821,7 @@
         </w:tc>
         <w:tc>
           <w:tcPr>
-            <w:tcW w:type="dxa" w:w="2592"/>
+            <w:tcW w:type="dxa" w:w="2448"/>
             <w:shd w:val="clear" w:color="auto" w:fill="F8F9FA"/>
             <w:tcBorders>
               <w:top w:val="single" w:sz="4" w:color="E9ECEF"/>
@@ -6848,7 +6848,7 @@
         </w:tc>
         <w:tc>
           <w:tcPr>
-            <w:tcW w:type="dxa" w:w="1872"/>
+            <w:tcW w:type="dxa" w:w="1728"/>
             <w:shd w:val="clear" w:color="auto" w:fill="F8F9FA"/>
             <w:tcBorders>
               <w:top w:val="single" w:sz="4" w:color="E9ECEF"/>
@@ -6875,7 +6875,7 @@
         </w:tc>
         <w:tc>
           <w:tcPr>
-            <w:tcW w:type="dxa" w:w="1872"/>
+            <w:tcW w:type="dxa" w:w="1728"/>
             <w:shd w:val="clear" w:color="auto" w:fill="F8F9FA"/>
             <w:tcBorders>
               <w:top w:val="single" w:sz="4" w:color="E9ECEF"/>
@@ -6951,7 +6951,7 @@
                 <w:color w:val="59595B"/>
                 <w:sz w:val="19"/>
               </w:rPr>
-              <w:t>2026-02-04</w:t>
+              <w:t>—</w:t>
             </w:r>
           </w:p>
         </w:tc>
@@ -6983,7 +6983,7 @@
         </w:tc>
         <w:tc>
           <w:tcPr>
-            <w:tcW w:type="dxa" w:w="2592"/>
+            <w:tcW w:type="dxa" w:w="2448"/>
             <w:tcBorders>
               <w:top w:val="single" w:sz="4" w:color="E9ECEF"/>
               <w:left w:val="single" w:sz="4" w:color="E9ECEF"/>
@@ -7009,7 +7009,7 @@
         </w:tc>
         <w:tc>
           <w:tcPr>
-            <w:tcW w:type="dxa" w:w="1872"/>
+            <w:tcW w:type="dxa" w:w="1728"/>
             <w:tcBorders>
               <w:top w:val="single" w:sz="4" w:color="E9ECEF"/>
               <w:left w:val="single" w:sz="4" w:color="E9ECEF"/>
@@ -7035,7 +7035,7 @@
         </w:tc>
         <w:tc>
           <w:tcPr>
-            <w:tcW w:type="dxa" w:w="1872"/>
+            <w:tcW w:type="dxa" w:w="1728"/>
             <w:tcBorders>
               <w:top w:val="single" w:sz="4" w:color="E9ECEF"/>
               <w:left w:val="single" w:sz="4" w:color="E9ECEF"/>
@@ -7110,7 +7110,7 @@
                 <w:color w:val="59595B"/>
                 <w:sz w:val="19"/>
               </w:rPr>
-              <w:t>2026-02-01</w:t>
+              <w:t>—</w:t>
             </w:r>
           </w:p>
         </w:tc>
@@ -7143,7 +7143,7 @@
         </w:tc>
         <w:tc>
           <w:tcPr>
-            <w:tcW w:type="dxa" w:w="2592"/>
+            <w:tcW w:type="dxa" w:w="2448"/>
             <w:shd w:val="clear" w:color="auto" w:fill="F8F9FA"/>
             <w:tcBorders>
               <w:top w:val="single" w:sz="4" w:color="E9ECEF"/>
@@ -7170,7 +7170,7 @@
         </w:tc>
         <w:tc>
           <w:tcPr>
-            <w:tcW w:type="dxa" w:w="1872"/>
+            <w:tcW w:type="dxa" w:w="1728"/>
             <w:shd w:val="clear" w:color="auto" w:fill="F8F9FA"/>
             <w:tcBorders>
               <w:top w:val="single" w:sz="4" w:color="E9ECEF"/>
@@ -7197,7 +7197,7 @@
         </w:tc>
         <w:tc>
           <w:tcPr>
-            <w:tcW w:type="dxa" w:w="1872"/>
+            <w:tcW w:type="dxa" w:w="1728"/>
             <w:shd w:val="clear" w:color="auto" w:fill="F8F9FA"/>
             <w:tcBorders>
               <w:top w:val="single" w:sz="4" w:color="E9ECEF"/>
@@ -7273,7 +7273,7 @@
                 <w:color w:val="59595B"/>
                 <w:sz w:val="19"/>
               </w:rPr>
-              <w:t>2026-02-01</w:t>
+              <w:t>—</w:t>
             </w:r>
           </w:p>
         </w:tc>
@@ -7305,7 +7305,7 @@
         </w:tc>
         <w:tc>
           <w:tcPr>
-            <w:tcW w:type="dxa" w:w="2592"/>
+            <w:tcW w:type="dxa" w:w="2448"/>
             <w:tcBorders>
               <w:top w:val="single" w:sz="4" w:color="E9ECEF"/>
               <w:left w:val="single" w:sz="4" w:color="E9ECEF"/>
@@ -7331,7 +7331,7 @@
         </w:tc>
         <w:tc>
           <w:tcPr>
-            <w:tcW w:type="dxa" w:w="1872"/>
+            <w:tcW w:type="dxa" w:w="1728"/>
             <w:tcBorders>
               <w:top w:val="single" w:sz="4" w:color="E9ECEF"/>
               <w:left w:val="single" w:sz="4" w:color="E9ECEF"/>
@@ -7357,7 +7357,7 @@
         </w:tc>
         <w:tc>
           <w:tcPr>
-            <w:tcW w:type="dxa" w:w="1872"/>
+            <w:tcW w:type="dxa" w:w="1728"/>
             <w:tcBorders>
               <w:top w:val="single" w:sz="4" w:color="E9ECEF"/>
               <w:left w:val="single" w:sz="4" w:color="E9ECEF"/>
@@ -7432,7 +7432,7 @@
                 <w:color w:val="59595B"/>
                 <w:sz w:val="19"/>
               </w:rPr>
-              <w:t>2026-02-04</w:t>
+              <w:t>—</w:t>
             </w:r>
           </w:p>
         </w:tc>
@@ -7465,7 +7465,7 @@
         </w:tc>
         <w:tc>
           <w:tcPr>
-            <w:tcW w:type="dxa" w:w="2592"/>
+            <w:tcW w:type="dxa" w:w="2448"/>
             <w:shd w:val="clear" w:color="auto" w:fill="F8F9FA"/>
             <w:tcBorders>
               <w:top w:val="single" w:sz="4" w:color="E9ECEF"/>
@@ -7492,7 +7492,7 @@
         </w:tc>
         <w:tc>
           <w:tcPr>
-            <w:tcW w:type="dxa" w:w="1872"/>
+            <w:tcW w:type="dxa" w:w="1728"/>
             <w:shd w:val="clear" w:color="auto" w:fill="F8F9FA"/>
             <w:tcBorders>
               <w:top w:val="single" w:sz="4" w:color="E9ECEF"/>
@@ -7519,7 +7519,7 @@
         </w:tc>
         <w:tc>
           <w:tcPr>
-            <w:tcW w:type="dxa" w:w="1872"/>
+            <w:tcW w:type="dxa" w:w="1728"/>
             <w:shd w:val="clear" w:color="auto" w:fill="F8F9FA"/>
             <w:tcBorders>
               <w:top w:val="single" w:sz="4" w:color="E9ECEF"/>
@@ -7595,7 +7595,7 @@
                 <w:color w:val="59595B"/>
                 <w:sz w:val="19"/>
               </w:rPr>
-              <w:t>2026-02-01</w:t>
+              <w:t>—</w:t>
             </w:r>
           </w:p>
         </w:tc>
@@ -7627,7 +7627,7 @@
         </w:tc>
         <w:tc>
           <w:tcPr>
-            <w:tcW w:type="dxa" w:w="2592"/>
+            <w:tcW w:type="dxa" w:w="2448"/>
             <w:tcBorders>
               <w:top w:val="single" w:sz="4" w:color="E9ECEF"/>
               <w:left w:val="single" w:sz="4" w:color="E9ECEF"/>
@@ -7653,7 +7653,7 @@
         </w:tc>
         <w:tc>
           <w:tcPr>
-            <w:tcW w:type="dxa" w:w="1872"/>
+            <w:tcW w:type="dxa" w:w="1728"/>
             <w:tcBorders>
               <w:top w:val="single" w:sz="4" w:color="E9ECEF"/>
               <w:left w:val="single" w:sz="4" w:color="E9ECEF"/>
@@ -7679,7 +7679,7 @@
         </w:tc>
         <w:tc>
           <w:tcPr>
-            <w:tcW w:type="dxa" w:w="1872"/>
+            <w:tcW w:type="dxa" w:w="1728"/>
             <w:tcBorders>
               <w:top w:val="single" w:sz="4" w:color="E9ECEF"/>
               <w:left w:val="single" w:sz="4" w:color="E9ECEF"/>
@@ -7754,7 +7754,7 @@
                 <w:color w:val="59595B"/>
                 <w:sz w:val="19"/>
               </w:rPr>
-              <w:t>2026-02-05</w:t>
+              <w:t>—</w:t>
             </w:r>
           </w:p>
         </w:tc>
@@ -7787,7 +7787,7 @@
         </w:tc>
         <w:tc>
           <w:tcPr>
-            <w:tcW w:type="dxa" w:w="2592"/>
+            <w:tcW w:type="dxa" w:w="2448"/>
             <w:shd w:val="clear" w:color="auto" w:fill="F8F9FA"/>
             <w:tcBorders>
               <w:top w:val="single" w:sz="4" w:color="E9ECEF"/>
@@ -7814,7 +7814,7 @@
         </w:tc>
         <w:tc>
           <w:tcPr>
-            <w:tcW w:type="dxa" w:w="1872"/>
+            <w:tcW w:type="dxa" w:w="1728"/>
             <w:shd w:val="clear" w:color="auto" w:fill="F8F9FA"/>
             <w:tcBorders>
               <w:top w:val="single" w:sz="4" w:color="E9ECEF"/>
@@ -7841,7 +7841,7 @@
         </w:tc>
         <w:tc>
           <w:tcPr>
-            <w:tcW w:type="dxa" w:w="1872"/>
+            <w:tcW w:type="dxa" w:w="1728"/>
             <w:shd w:val="clear" w:color="auto" w:fill="F8F9FA"/>
             <w:tcBorders>
               <w:top w:val="single" w:sz="4" w:color="E9ECEF"/>
@@ -7917,7 +7917,7 @@
                 <w:color w:val="59595B"/>
                 <w:sz w:val="19"/>
               </w:rPr>
-              <w:t>2026-02-05</w:t>
+              <w:t>—</w:t>
             </w:r>
           </w:p>
         </w:tc>
@@ -7949,7 +7949,7 @@
         </w:tc>
         <w:tc>
           <w:tcPr>
-            <w:tcW w:type="dxa" w:w="2592"/>
+            <w:tcW w:type="dxa" w:w="2448"/>
             <w:tcBorders>
               <w:top w:val="single" w:sz="4" w:color="E9ECEF"/>
               <w:left w:val="single" w:sz="4" w:color="E9ECEF"/>
@@ -7975,7 +7975,7 @@
         </w:tc>
         <w:tc>
           <w:tcPr>
-            <w:tcW w:type="dxa" w:w="1872"/>
+            <w:tcW w:type="dxa" w:w="1728"/>
             <w:tcBorders>
               <w:top w:val="single" w:sz="4" w:color="E9ECEF"/>
               <w:left w:val="single" w:sz="4" w:color="E9ECEF"/>
@@ -8001,7 +8001,7 @@
         </w:tc>
         <w:tc>
           <w:tcPr>
-            <w:tcW w:type="dxa" w:w="1872"/>
+            <w:tcW w:type="dxa" w:w="1728"/>
             <w:tcBorders>
               <w:top w:val="single" w:sz="4" w:color="E9ECEF"/>
               <w:left w:val="single" w:sz="4" w:color="E9ECEF"/>
@@ -8076,7 +8076,7 @@
                 <w:color w:val="59595B"/>
                 <w:sz w:val="19"/>
               </w:rPr>
-              <w:t>2026-02-05</w:t>
+              <w:t>—</w:t>
             </w:r>
           </w:p>
         </w:tc>
@@ -8109,7 +8109,7 @@
         </w:tc>
         <w:tc>
           <w:tcPr>
-            <w:tcW w:type="dxa" w:w="2592"/>
+            <w:tcW w:type="dxa" w:w="2448"/>
             <w:shd w:val="clear" w:color="auto" w:fill="F8F9FA"/>
             <w:tcBorders>
               <w:top w:val="single" w:sz="4" w:color="E9ECEF"/>
@@ -8136,7 +8136,7 @@
         </w:tc>
         <w:tc>
           <w:tcPr>
-            <w:tcW w:type="dxa" w:w="1872"/>
+            <w:tcW w:type="dxa" w:w="1728"/>
             <w:shd w:val="clear" w:color="auto" w:fill="F8F9FA"/>
             <w:tcBorders>
               <w:top w:val="single" w:sz="4" w:color="E9ECEF"/>
@@ -8163,7 +8163,7 @@
         </w:tc>
         <w:tc>
           <w:tcPr>
-            <w:tcW w:type="dxa" w:w="1872"/>
+            <w:tcW w:type="dxa" w:w="1728"/>
             <w:shd w:val="clear" w:color="auto" w:fill="F8F9FA"/>
             <w:tcBorders>
               <w:top w:val="single" w:sz="4" w:color="E9ECEF"/>
@@ -8459,6 +8459,78 @@
                 <w:color w:val="006DB6"/>
                 <w:sz w:val="28"/>
               </w:rPr>
+              <w:t xml:space="preserve">  Industry News &amp; Vendor Innovations</w:t>
+            </w:r>
+          </w:p>
+        </w:tc>
+      </w:tr>
+    </w:tbl>
+    <w:p>
+      <w:pPr>
+        <w:spacing w:after="160"/>
+      </w:pPr>
+      <w:r>
+        <w:rPr>
+          <w:rFonts w:ascii="Open Sans" w:hAnsi="Open Sans"/>
+          <w:b w:val="0"/>
+          <w:i w:val="0"/>
+          <w:color w:val="59595B"/>
+          <w:sz w:val="22"/>
+        </w:rPr>
+        <w:t>CrowdStrike announced no major platform changes this month. Routine detection-content updates and sensor improvements continued to roll out automatically. Technijian tracks CrowdStrike's release notes monthly so future updates land in this section as they're published.</w:t>
+      </w:r>
+    </w:p>
+    <w:p/>
+    <w:tbl>
+      <w:tblPr>
+        <w:tblW w:type="auto" w:w="0"/>
+        <w:tblLayout w:type="fixed"/>
+        <w:tblLook w:firstColumn="1" w:firstRow="1" w:lastColumn="0" w:lastRow="0" w:noHBand="0" w:noVBand="1" w:val="04A0"/>
+      </w:tblPr>
+      <w:tblGrid>
+        <w:gridCol w:w="94"/>
+        <w:gridCol w:w="8976"/>
+      </w:tblGrid>
+      <w:tr>
+        <w:tc>
+          <w:tcPr>
+            <w:tcW w:type="dxa" w:w="94"/>
+            <w:shd w:val="clear" w:color="auto" w:fill="006DB6"/>
+            <w:tcBorders>
+              <w:top w:val="nil"/>
+              <w:left w:val="nil"/>
+              <w:bottom w:val="nil"/>
+              <w:right w:val="nil"/>
+              <w:insideH w:val="nil"/>
+              <w:insideV w:val="nil"/>
+            </w:tcBorders>
+          </w:tcPr>
+          <w:p/>
+        </w:tc>
+        <w:tc>
+          <w:tcPr>
+            <w:tcW w:type="dxa" w:w="8976"/>
+            <w:tcBorders>
+              <w:top w:val="nil"/>
+              <w:left w:val="nil"/>
+              <w:bottom w:val="nil"/>
+              <w:right w:val="nil"/>
+              <w:insideH w:val="nil"/>
+              <w:insideV w:val="nil"/>
+            </w:tcBorders>
+          </w:tcPr>
+          <w:p>
+            <w:pPr>
+              <w:spacing w:before="80" w:after="80"/>
+            </w:pPr>
+            <w:r>
+              <w:rPr>
+                <w:rFonts w:ascii="Open Sans" w:hAnsi="Open Sans"/>
+                <w:b/>
+                <w:i w:val="0"/>
+                <w:color w:val="006DB6"/>
+                <w:sz w:val="28"/>
+              </w:rPr>
               <w:t xml:space="preserve">  Recommendations</w:t>
             </w:r>
           </w:p>
@@ -8653,7 +8725,7 @@
                 <w:color w:val="59595B"/>
                 <w:sz w:val="19"/>
               </w:rPr>
-              <w:t>2026-02-22</w:t>
+              <w:t>—</w:t>
             </w:r>
           </w:p>
         </w:tc>
@@ -8786,7 +8858,7 @@
                 <w:color w:val="59595B"/>
                 <w:sz w:val="19"/>
               </w:rPr>
-              <w:t>2026-02-22</w:t>
+              <w:t>—</w:t>
             </w:r>
           </w:p>
         </w:tc>
@@ -8922,7 +8994,7 @@
                 <w:color w:val="59595B"/>
                 <w:sz w:val="19"/>
               </w:rPr>
-              <w:t>2026-02-22</w:t>
+              <w:t>—</w:t>
             </w:r>
           </w:p>
         </w:tc>
@@ -9055,7 +9127,7 @@
                 <w:color w:val="59595B"/>
                 <w:sz w:val="19"/>
               </w:rPr>
-              <w:t>2026-02-15</w:t>
+              <w:t>—</w:t>
             </w:r>
           </w:p>
         </w:tc>
@@ -9191,7 +9263,7 @@
                 <w:color w:val="59595B"/>
                 <w:sz w:val="19"/>
               </w:rPr>
-              <w:t>2026-02-10</w:t>
+              <w:t>—</w:t>
             </w:r>
           </w:p>
         </w:tc>
@@ -9324,7 +9396,7 @@
                 <w:color w:val="59595B"/>
                 <w:sz w:val="19"/>
               </w:rPr>
-              <w:t>2026-02-16</w:t>
+              <w:t>—</w:t>
             </w:r>
           </w:p>
         </w:tc>
@@ -9460,7 +9532,7 @@
                 <w:color w:val="59595B"/>
                 <w:sz w:val="19"/>
               </w:rPr>
-              <w:t>2026-02-17</w:t>
+              <w:t>—</w:t>
             </w:r>
           </w:p>
         </w:tc>
@@ -9593,7 +9665,7 @@
                 <w:color w:val="59595B"/>
                 <w:sz w:val="19"/>
               </w:rPr>
-              <w:t>2026-02-15</w:t>
+              <w:t>—</w:t>
             </w:r>
           </w:p>
         </w:tc>
@@ -9729,7 +9801,7 @@
                 <w:color w:val="59595B"/>
                 <w:sz w:val="19"/>
               </w:rPr>
-              <w:t>2026-02-16</w:t>
+              <w:t>—</w:t>
             </w:r>
           </w:p>
         </w:tc>
@@ -9862,7 +9934,7 @@
                 <w:color w:val="59595B"/>
                 <w:sz w:val="19"/>
               </w:rPr>
-              <w:t>2026-02-15</w:t>
+              <w:t>—</w:t>
             </w:r>
           </w:p>
         </w:tc>
@@ -9998,7 +10070,7 @@
                 <w:color w:val="59595B"/>
                 <w:sz w:val="19"/>
               </w:rPr>
-              <w:t>2026-02-10</w:t>
+              <w:t>—</w:t>
             </w:r>
           </w:p>
         </w:tc>
@@ -10131,7 +10203,7 @@
                 <w:color w:val="59595B"/>
                 <w:sz w:val="19"/>
               </w:rPr>
-              <w:t>2026-02-01</w:t>
+              <w:t>—</w:t>
             </w:r>
           </w:p>
         </w:tc>
@@ -10267,7 +10339,7 @@
                 <w:color w:val="59595B"/>
                 <w:sz w:val="19"/>
               </w:rPr>
-              <w:t>2026-02-01</w:t>
+              <w:t>—</w:t>
             </w:r>
           </w:p>
         </w:tc>
@@ -10400,7 +10472,7 @@
                 <w:color w:val="59595B"/>
                 <w:sz w:val="19"/>
               </w:rPr>
-              <w:t>2026-02-01</w:t>
+              <w:t>—</w:t>
             </w:r>
           </w:p>
         </w:tc>
@@ -10536,7 +10608,7 @@
                 <w:color w:val="59595B"/>
                 <w:sz w:val="19"/>
               </w:rPr>
-              <w:t>2026-02-09</w:t>
+              <w:t>—</w:t>
             </w:r>
           </w:p>
         </w:tc>
@@ -10669,7 +10741,7 @@
                 <w:color w:val="59595B"/>
                 <w:sz w:val="19"/>
               </w:rPr>
-              <w:t>2026-02-01</w:t>
+              <w:t>—</w:t>
             </w:r>
           </w:p>
         </w:tc>
@@ -10805,7 +10877,7 @@
                 <w:color w:val="59595B"/>
                 <w:sz w:val="19"/>
               </w:rPr>
-              <w:t>2026-02-01</w:t>
+              <w:t>—</w:t>
             </w:r>
           </w:p>
         </w:tc>
@@ -10938,7 +11010,7 @@
                 <w:color w:val="59595B"/>
                 <w:sz w:val="19"/>
               </w:rPr>
-              <w:t>2026-02-04</w:t>
+              <w:t>—</w:t>
             </w:r>
           </w:p>
         </w:tc>
@@ -11074,7 +11146,7 @@
                 <w:color w:val="59595B"/>
                 <w:sz w:val="19"/>
               </w:rPr>
-              <w:t>2026-02-01</w:t>
+              <w:t>—</w:t>
             </w:r>
           </w:p>
         </w:tc>
@@ -11196,7 +11268,7 @@
           <w:color w:val="59595B"/>
           <w:sz w:val="22"/>
         </w:rPr>
-        <w:t>Recommended action: work with your Technijian contact to review each open Critical/High alert, confirm no further attacker activity is present, and close or suppress confirmed false positives.</w:t>
+        <w:t>Recommended action: email support@technijian.com to review each open Critical/High alert with our team, confirm no further attacker activity is present, and close or suppress confirmed false positives.</w:t>
       </w:r>
     </w:p>
     <w:p/>
@@ -11227,7 +11299,184 @@
           <w:color w:val="59595B"/>
           <w:sz w:val="22"/>
         </w:rPr>
-        <w:t>The CrowdStrike daily pull scheduled task has not yet been registered on the Technijian monitoring workstation. Once registered, future reports will include full endpoint inventory with sensor version, OS distribution, and check-in age analysis. Contact your Technijian account manager to schedule this one-time setup step.</w:t>
+        <w:t>The CrowdStrike daily pull scheduled task has not yet been registered on the Technijian monitoring workstation. Once registered, future reports will include full endpoint inventory with sensor version, OS distribution, and check-in age analysis. Email support@technijian.com to schedule this one-time setup step.</w:t>
+      </w:r>
+    </w:p>
+    <w:p/>
+    <w:tbl>
+      <w:tblPr>
+        <w:tblW w:type="auto" w:w="0"/>
+        <w:tblLayout w:type="fixed"/>
+        <w:tblLook w:firstColumn="1" w:firstRow="1" w:lastColumn="0" w:lastRow="0" w:noHBand="0" w:noVBand="1" w:val="04A0"/>
+      </w:tblPr>
+      <w:tblGrid>
+        <w:gridCol w:w="94"/>
+        <w:gridCol w:w="8976"/>
+      </w:tblGrid>
+      <w:tr>
+        <w:tc>
+          <w:tcPr>
+            <w:tcW w:type="dxa" w:w="94"/>
+            <w:shd w:val="clear" w:color="auto" w:fill="006DB6"/>
+            <w:tcBorders>
+              <w:top w:val="nil"/>
+              <w:left w:val="nil"/>
+              <w:bottom w:val="nil"/>
+              <w:right w:val="nil"/>
+              <w:insideH w:val="nil"/>
+              <w:insideV w:val="nil"/>
+            </w:tcBorders>
+          </w:tcPr>
+          <w:p/>
+        </w:tc>
+        <w:tc>
+          <w:tcPr>
+            <w:tcW w:type="dxa" w:w="8976"/>
+            <w:tcBorders>
+              <w:top w:val="nil"/>
+              <w:left w:val="nil"/>
+              <w:bottom w:val="nil"/>
+              <w:right w:val="nil"/>
+              <w:insideH w:val="nil"/>
+              <w:insideV w:val="nil"/>
+            </w:tcBorders>
+          </w:tcPr>
+          <w:p>
+            <w:pPr>
+              <w:spacing w:before="80" w:after="80"/>
+            </w:pPr>
+            <w:r>
+              <w:rPr>
+                <w:rFonts w:ascii="Open Sans" w:hAnsi="Open Sans"/>
+                <w:b/>
+                <w:i w:val="0"/>
+                <w:color w:val="006DB6"/>
+                <w:sz w:val="28"/>
+              </w:rPr>
+              <w:t xml:space="preserve">  How This Protection Works</w:t>
+            </w:r>
+          </w:p>
+        </w:tc>
+      </w:tr>
+    </w:tbl>
+    <w:p>
+      <w:pPr>
+        <w:spacing w:after="160"/>
+      </w:pPr>
+      <w:r>
+        <w:rPr>
+          <w:rFonts w:ascii="Open Sans" w:hAnsi="Open Sans"/>
+          <w:b w:val="0"/>
+          <w:i w:val="0"/>
+          <w:color w:val="59595B"/>
+          <w:sz w:val="22"/>
+        </w:rPr>
+        <w:t>Your endpoints are protected by a layered security stack — CrowdStrike Falcon and Huntress working alongside each other — chosen and managed by Technijian as an MSP best-practice configuration. Here's what each piece does and why we run both.</w:t>
+      </w:r>
+    </w:p>
+    <w:p>
+      <w:pPr>
+        <w:spacing w:after="160"/>
+      </w:pPr>
+      <w:r>
+        <w:rPr>
+          <w:rFonts w:ascii="Open Sans" w:hAnsi="Open Sans"/>
+          <w:b/>
+          <w:i w:val="0"/>
+          <w:color w:val="1A1A2E"/>
+          <w:sz w:val="24"/>
+        </w:rPr>
+        <w:t>CrowdStrike Falcon: AI-driven EDR with the Falcon Overwatch SOC</w:t>
+      </w:r>
+    </w:p>
+    <w:p>
+      <w:pPr>
+        <w:spacing w:after="160"/>
+      </w:pPr>
+      <w:r>
+        <w:rPr>
+          <w:rFonts w:ascii="Open Sans" w:hAnsi="Open Sans"/>
+          <w:b w:val="0"/>
+          <w:i w:val="0"/>
+          <w:color w:val="59595B"/>
+          <w:sz w:val="22"/>
+        </w:rPr>
+        <w:t>CrowdStrike Falcon is the EDR (Endpoint Detection and Response) layer. Falcon's behavioral AI inspects every process, network connection, and file operation on your endpoints in real time and stops identified threats before they can execute. On top of the AI, CrowdStrike's Falcon Overwatch managed-threat-hunting team — the same elite NOC that protects Fortune 500s and government agencies — watches your environment 24×7 looking for the kind of slow, low-and-slow adversary tradecraft that automated detection alone can miss. Overwatch hunters reach out directly when they see something that needs immediate action.</w:t>
+      </w:r>
+    </w:p>
+    <w:p>
+      <w:pPr>
+        <w:spacing w:after="160"/>
+      </w:pPr>
+      <w:r>
+        <w:rPr>
+          <w:rFonts w:ascii="Open Sans" w:hAnsi="Open Sans"/>
+          <w:b/>
+          <w:i w:val="0"/>
+          <w:color w:val="1A1A2E"/>
+          <w:sz w:val="24"/>
+        </w:rPr>
+        <w:t>Huntress: managed detection &amp; response with a 24×7 SOC</w:t>
+      </w:r>
+    </w:p>
+    <w:p>
+      <w:pPr>
+        <w:spacing w:after="160"/>
+      </w:pPr>
+      <w:r>
+        <w:rPr>
+          <w:rFonts w:ascii="Open Sans" w:hAnsi="Open Sans"/>
+          <w:b w:val="0"/>
+          <w:i w:val="0"/>
+          <w:color w:val="59595B"/>
+          <w:sz w:val="22"/>
+        </w:rPr>
+        <w:t>Huntress runs its own Security Operations Center staffed with threat hunters who review every signal that fires on your endpoints around the clock — not just nights and weekends, but 24×7×365. When the Huntress agent flags suspicious behavior (persistence mechanisms, process injection, credential abuse, known-bad files), the activity is examined by Huntress threat hunters BEFORE it ever reaches Technijian. False positives are filtered out at the source so that what does reach our team is signal, not noise. When Huntress sees something that needs attention, they coordinate response with Technijian and provide guided remediation playbooks.</w:t>
+      </w:r>
+    </w:p>
+    <w:p>
+      <w:pPr>
+        <w:spacing w:after="160"/>
+      </w:pPr>
+      <w:r>
+        <w:rPr>
+          <w:rFonts w:ascii="Open Sans" w:hAnsi="Open Sans"/>
+          <w:b/>
+          <w:i w:val="0"/>
+          <w:color w:val="1A1A2E"/>
+          <w:sz w:val="24"/>
+        </w:rPr>
+        <w:t>Why both? Defense in depth.</w:t>
+      </w:r>
+    </w:p>
+    <w:p>
+      <w:pPr>
+        <w:spacing w:after="160"/>
+      </w:pPr>
+      <w:r>
+        <w:rPr>
+          <w:rFonts w:ascii="Open Sans" w:hAnsi="Open Sans"/>
+          <w:b w:val="0"/>
+          <w:i w:val="0"/>
+          <w:color w:val="59595B"/>
+          <w:sz w:val="22"/>
+        </w:rPr>
+        <w:t>CrowdStrike and Huntress are deliberately complementary. CrowdStrike's Falcon is industry-leading nation-state-grade EDR with the broadest telemetry collection and the most mature threat-intel feed in the market. Huntress is tuned for the SMB and mid-market threat landscape — phishing-driven footholds, persistence tradecraft, credential theft, and the kinds of attacks that target managed-service customers. They use different detection styles, different telemetry sources, and different threat-intelligence pipelines.</w:t>
+      </w:r>
+    </w:p>
+    <w:p>
+      <w:pPr>
+        <w:spacing w:after="160"/>
+      </w:pPr>
+      <w:r>
+        <w:rPr>
+          <w:rFonts w:ascii="Open Sans" w:hAnsi="Open Sans"/>
+          <w:b w:val="0"/>
+          <w:i w:val="0"/>
+          <w:color w:val="59595B"/>
+          <w:sz w:val="22"/>
+        </w:rPr>
+        <w:t>Running them together gives your endpoints two independent sets of expert eyes — CrowdStrike's Overwatch team and Huntress's SOC — both watching 24×7. If one platform misses something, the other is extremely likely to catch it. This redundant, layered approach is the configuration Technijian recommends as best-in-class endpoint protection for clients who can't afford a security incident.</w:t>
       </w:r>
     </w:p>
     <w:p/>

--- a/clients/isi/crowdstrike/monthly/2026-02/ISI-CrowdStrike-Activity-2026-02.docx
+++ b/clients/isi/crowdstrike/monthly/2026-02/ISI-CrowdStrike-Activity-2026-02.docx
@@ -11300,6 +11300,201 @@
           <w:sz w:val="22"/>
         </w:rPr>
         <w:t>The CrowdStrike daily pull scheduled task has not yet been registered on the Technijian monitoring workstation. Once registered, future reports will include full endpoint inventory with sensor version, OS distribution, and check-in age analysis. Email support@technijian.com to schedule this one-time setup step.</w:t>
+      </w:r>
+    </w:p>
+    <w:p/>
+    <w:tbl>
+      <w:tblPr>
+        <w:tblW w:type="auto" w:w="0"/>
+        <w:tblLayout w:type="fixed"/>
+        <w:tblLook w:firstColumn="1" w:firstRow="1" w:lastColumn="0" w:lastRow="0" w:noHBand="0" w:noVBand="1" w:val="04A0"/>
+      </w:tblPr>
+      <w:tblGrid>
+        <w:gridCol w:w="94"/>
+        <w:gridCol w:w="8976"/>
+      </w:tblGrid>
+      <w:tr>
+        <w:tc>
+          <w:tcPr>
+            <w:tcW w:type="dxa" w:w="94"/>
+            <w:shd w:val="clear" w:color="auto" w:fill="006DB6"/>
+            <w:tcBorders>
+              <w:top w:val="nil"/>
+              <w:left w:val="nil"/>
+              <w:bottom w:val="nil"/>
+              <w:right w:val="nil"/>
+              <w:insideH w:val="nil"/>
+              <w:insideV w:val="nil"/>
+            </w:tcBorders>
+          </w:tcPr>
+          <w:p/>
+        </w:tc>
+        <w:tc>
+          <w:tcPr>
+            <w:tcW w:type="dxa" w:w="8976"/>
+            <w:tcBorders>
+              <w:top w:val="nil"/>
+              <w:left w:val="nil"/>
+              <w:bottom w:val="nil"/>
+              <w:right w:val="nil"/>
+              <w:insideH w:val="nil"/>
+              <w:insideV w:val="nil"/>
+            </w:tcBorders>
+          </w:tcPr>
+          <w:p>
+            <w:pPr>
+              <w:spacing w:before="80" w:after="80"/>
+            </w:pPr>
+            <w:r>
+              <w:rPr>
+                <w:rFonts w:ascii="Open Sans" w:hAnsi="Open Sans"/>
+                <w:b/>
+                <w:i w:val="0"/>
+                <w:color w:val="006DB6"/>
+                <w:sz w:val="28"/>
+              </w:rPr>
+              <w:t xml:space="preserve">  Compliance Alignment</w:t>
+            </w:r>
+          </w:p>
+        </w:tc>
+      </w:tr>
+    </w:tbl>
+    <w:p>
+      <w:pPr>
+        <w:spacing w:after="160"/>
+      </w:pPr>
+      <w:r>
+        <w:rPr>
+          <w:rFonts w:ascii="Open Sans" w:hAnsi="Open Sans"/>
+          <w:b w:val="0"/>
+          <w:i w:val="0"/>
+          <w:color w:val="59595B"/>
+          <w:sz w:val="22"/>
+        </w:rPr>
+        <w:t>This client's industry classification is Healthcare. Based on that classification, the data Technijian's stack is helping protect is most likely characterized as: PHI.</w:t>
+      </w:r>
+    </w:p>
+    <w:p>
+      <w:pPr>
+        <w:spacing w:after="160"/>
+      </w:pPr>
+      <w:r>
+        <w:rPr>
+          <w:rFonts w:ascii="Open Sans" w:hAnsi="Open Sans"/>
+          <w:b w:val="0"/>
+          <w:i w:val="0"/>
+          <w:color w:val="59595B"/>
+          <w:sz w:val="21"/>
+        </w:rPr>
+        <w:t>All endpoints handle Protected Health Information (PHI). HIPAA Security Rule (45 CFR §164.302-318) requires administrative, physical, and technical safeguards. The HITECH Act extends breach-notification and audit obligations. California CMIA (Civil Code §56) adds state-specific patient confidentiality rules.</w:t>
+      </w:r>
+    </w:p>
+    <w:p>
+      <w:pPr>
+        <w:spacing w:after="160"/>
+      </w:pPr>
+      <w:r>
+        <w:rPr>
+          <w:rFonts w:ascii="Open Sans" w:hAnsi="Open Sans"/>
+          <w:b/>
+          <w:i w:val="0"/>
+          <w:color w:val="1A1A2E"/>
+          <w:sz w:val="22"/>
+        </w:rPr>
+        <w:t>How Technijian's monitoring stack supports each framework:</w:t>
+      </w:r>
+    </w:p>
+    <w:p>
+      <w:pPr>
+        <w:pStyle w:val="ListBullet"/>
+        <w:spacing w:after="80"/>
+      </w:pPr>
+      <w:r>
+        <w:rPr>
+          <w:rFonts w:ascii="Open Sans" w:hAnsi="Open Sans"/>
+          <w:b/>
+          <w:i w:val="0"/>
+          <w:color w:val="1A1A2E"/>
+          <w:sz w:val="22"/>
+        </w:rPr>
+        <w:t xml:space="preserve">HIPAA: </w:t>
+      </w:r>
+      <w:r>
+        <w:rPr>
+          <w:rFonts w:ascii="Open Sans" w:hAnsi="Open Sans"/>
+          <w:b w:val="0"/>
+          <w:i w:val="0"/>
+          <w:color w:val="59595B"/>
+          <w:sz w:val="22"/>
+        </w:rPr>
+        <w:t>endpoint detection &amp; response (Huntress + CrowdStrike), patch management (Endpoint Central), access auditing, and 24x7 incident response satisfy the technical safeguard requirements of 45 CFR §164.312 (access control, audit controls, integrity, transmission security).</w:t>
+      </w:r>
+    </w:p>
+    <w:p>
+      <w:pPr>
+        <w:pStyle w:val="ListBullet"/>
+        <w:spacing w:after="80"/>
+      </w:pPr>
+      <w:r>
+        <w:rPr>
+          <w:rFonts w:ascii="Open Sans" w:hAnsi="Open Sans"/>
+          <w:b/>
+          <w:i w:val="0"/>
+          <w:color w:val="1A1A2E"/>
+          <w:sz w:val="22"/>
+        </w:rPr>
+        <w:t xml:space="preserve">HITECH: </w:t>
+      </w:r>
+      <w:r>
+        <w:rPr>
+          <w:rFonts w:ascii="Open Sans" w:hAnsi="Open Sans"/>
+          <w:b w:val="0"/>
+          <w:i w:val="0"/>
+          <w:color w:val="59595B"/>
+          <w:sz w:val="22"/>
+        </w:rPr>
+        <w:t>automated detection of suspicious access events and Technijian's documented incident-response process keeps the breach-notification clock from running silently — any potential PHI exposure is investigated and timestamped within hours.</w:t>
+      </w:r>
+    </w:p>
+    <w:p>
+      <w:pPr>
+        <w:pStyle w:val="ListBullet"/>
+        <w:spacing w:after="80"/>
+      </w:pPr>
+      <w:r>
+        <w:rPr>
+          <w:rFonts w:ascii="Open Sans" w:hAnsi="Open Sans"/>
+          <w:b/>
+          <w:i w:val="0"/>
+          <w:color w:val="1A1A2E"/>
+          <w:sz w:val="22"/>
+        </w:rPr>
+        <w:t xml:space="preserve">California CMIA: </w:t>
+      </w:r>
+      <w:r>
+        <w:rPr>
+          <w:rFonts w:ascii="Open Sans" w:hAnsi="Open Sans"/>
+          <w:b w:val="0"/>
+          <w:i w:val="0"/>
+          <w:color w:val="59595B"/>
+          <w:sz w:val="22"/>
+        </w:rPr>
+        <w:t>the same access-auditing and detection pipeline that supports HIPAA also covers California's stricter CMIA confidentiality requirements for medical information.</w:t>
+      </w:r>
+    </w:p>
+    <w:p>
+      <w:pPr>
+        <w:spacing w:after="160"/>
+      </w:pPr>
+      <w:r>
+        <w:rPr>
+          <w:rFonts w:ascii="Open Sans" w:hAnsi="Open Sans"/>
+          <w:b w:val="0"/>
+          <w:i w:val="0"/>
+          <w:color w:val="59595B"/>
+          <w:sz w:val="19"/>
+        </w:rPr>
+        <w:t>This classification was generated automatically from the client's name and contact-domain signals. If the industry or compliance scope shown here doesn't match your operations, please reply to this report and we'll update the classification — Technijian's team can also produce a deeper compliance-posture report on request.</w:t>
       </w:r>
     </w:p>
     <w:p/>

--- a/clients/isi/crowdstrike/monthly/2026-02/ISI-CrowdStrike-Activity-2026-02.docx
+++ b/clients/isi/crowdstrike/monthly/2026-02/ISI-CrowdStrike-Activity-2026-02.docx
@@ -8406,6 +8406,100 @@
           <w:sz w:val="22"/>
         </w:rPr>
         <w:t>Endpoint inventory, sensor version, and detection telemetry were captured to support your security posture reviews and compliance reporting.</w:t>
+      </w:r>
+    </w:p>
+    <w:p>
+      <w:pPr>
+        <w:spacing w:after="160"/>
+      </w:pPr>
+      <w:r>
+        <w:rPr>
+          <w:rFonts w:ascii="Open Sans" w:hAnsi="Open Sans"/>
+          <w:b/>
+          <w:i w:val="0"/>
+          <w:color w:val="1A1A2E"/>
+          <w:sz w:val="24"/>
+        </w:rPr>
+        <w:t>Specific work delivered this month</w:t>
+      </w:r>
+    </w:p>
+    <w:p>
+      <w:pPr>
+        <w:spacing w:after="160"/>
+      </w:pPr>
+      <w:r>
+        <w:rPr>
+          <w:rFonts w:ascii="Open Sans" w:hAnsi="Open Sans"/>
+          <w:b w:val="0"/>
+          <w:i w:val="0"/>
+          <w:color w:val="59595B"/>
+          <w:sz w:val="22"/>
+        </w:rPr>
+        <w:t>These items are pulled directly from the time entries and tickets logged by Technijian's team during the period — actual work, not estimates.</w:t>
+      </w:r>
+    </w:p>
+    <w:p>
+      <w:pPr>
+        <w:pStyle w:val="ListBullet"/>
+        <w:spacing w:after="80"/>
+      </w:pPr>
+      <w:r>
+        <w:rPr>
+          <w:rFonts w:ascii="Open Sans" w:hAnsi="Open Sans"/>
+          <w:b w:val="0"/>
+          <w:i w:val="0"/>
+          <w:color w:val="59595B"/>
+          <w:sz w:val="22"/>
+        </w:rPr>
+        <w:t>Crowdstrike latest version(7.33.20504.0)updated on machines ISI-HQ-VONE, WKISI01, WKISIFD01,NEWWKISI5 (handled by A. Saraf) — 0.1h of tech effort</w:t>
+      </w:r>
+    </w:p>
+    <w:p>
+      <w:pPr>
+        <w:pStyle w:val="ListBullet"/>
+        <w:spacing w:after="80"/>
+      </w:pPr>
+      <w:r>
+        <w:rPr>
+          <w:rFonts w:ascii="Open Sans" w:hAnsi="Open Sans"/>
+          <w:b w:val="0"/>
+          <w:i w:val="0"/>
+          <w:color w:val="59595B"/>
+          <w:sz w:val="22"/>
+        </w:rPr>
+        <w:t>Crowdstrike latest version(7.33.20505.0)updated on machines ISI-HQ-AD-01,ISI-HQ-APP-01,ISI-HQ-DB-01 (handled by S. Sharma) — 0.7h of tech effort</w:t>
+      </w:r>
+    </w:p>
+    <w:p>
+      <w:pPr>
+        <w:pStyle w:val="ListBullet"/>
+        <w:spacing w:after="80"/>
+      </w:pPr>
+      <w:r>
+        <w:rPr>
+          <w:rFonts w:ascii="Open Sans" w:hAnsi="Open Sans"/>
+          <w:b w:val="0"/>
+          <w:i w:val="0"/>
+          <w:color w:val="59595B"/>
+          <w:sz w:val="22"/>
+        </w:rPr>
+        <w:t>Crowdstrike latest version(7.33.20505.0)updated on machines ISI-HQ-AD-01,ISI-HQ-APP-01,ISI-HQ-DB-01 — 0.7h on 2026-02-11</w:t>
+      </w:r>
+    </w:p>
+    <w:p>
+      <w:pPr>
+        <w:pStyle w:val="ListBullet"/>
+        <w:spacing w:after="80"/>
+      </w:pPr>
+      <w:r>
+        <w:rPr>
+          <w:rFonts w:ascii="Open Sans" w:hAnsi="Open Sans"/>
+          <w:b w:val="0"/>
+          <w:i w:val="0"/>
+          <w:color w:val="59595B"/>
+          <w:sz w:val="22"/>
+        </w:rPr>
+        <w:t>Crowdstrike latest version(7.33.20504.0)updated on machines ISI-HQ-VONE, WKISI01, WKISIFD01,NEWWKISI5 — 0.9h on 2026-02-24</w:t>
       </w:r>
     </w:p>
     <w:p/>
